--- a/manuscript/Bioinformatics_Supplementary_Final_EN.docx
+++ b/manuscript/Bioinformatics_Supplementary_Final_EN.docx
@@ -1915,12 +1915,726 @@
         <w:pStyle w:val="Heading1"/>
       </w:pPr>
       <w:r>
+        <w:t>S5a: Comparison With Retrained Modern Baselines</w:t>
+      </w:r>
+    </w:p>
+    <w:p>
+      <w:r>
+        <w:t>All predictors were retrained on the frozen training partition and evaluated once on the 1,646-record test partition. UniKP and DLKcat follow their frozen protocols; CataPro uses the official head and default optimizer over cached ProtT5/MolT5 features with fixed-validation early stopping; CatPred is an adapted pipeline (non-standard residues mapped to a zero embedding, memory-mapped feature cache, per-member seed revision) around frozen 650M-parameter ESM-2 features with official ensemble inference (three group seeds x 10 ensemble members), not a bit-level reproduction of the upstream run.</w:t>
+      </w:r>
+    </w:p>
+    <w:p>
+      <w:r>
+        <w:rPr>
+          <w:b/>
+        </w:rPr>
+        <w:t>Supplementary Table S4.</w:t>
+      </w:r>
+      <w:r>
+        <w:t xml:space="preserve"> Three-seed summaries (mean +/- SD over seeds).</w:t>
+      </w:r>
+    </w:p>
+    <w:tbl>
+      <w:tblPr>
+        <w:tblStyle w:val="TableGrid"/>
+        <w:tblW w:type="auto" w:w="0"/>
+        <w:tblLook w:firstColumn="1" w:firstRow="1" w:lastColumn="0" w:lastRow="0" w:noHBand="0" w:noVBand="1" w:val="04A0"/>
+      </w:tblPr>
+      <w:tblGrid>
+        <w:gridCol w:w="2160"/>
+        <w:gridCol w:w="2160"/>
+        <w:gridCol w:w="2160"/>
+        <w:gridCol w:w="2160"/>
+      </w:tblGrid>
+      <w:tr>
+        <w:tc>
+          <w:tcPr>
+            <w:tcW w:type="dxa" w:w="2160"/>
+          </w:tcPr>
+          <w:p>
+            <w:r>
+              <w:rPr>
+                <w:b/>
+                <w:sz w:val="18"/>
+              </w:rPr>
+              <w:t>Model</w:t>
+            </w:r>
+          </w:p>
+        </w:tc>
+        <w:tc>
+          <w:tcPr>
+            <w:tcW w:type="dxa" w:w="2160"/>
+          </w:tcPr>
+          <w:p>
+            <w:r>
+              <w:rPr>
+                <w:b/>
+                <w:sz w:val="18"/>
+              </w:rPr>
+              <w:t>RMSE</w:t>
+            </w:r>
+          </w:p>
+        </w:tc>
+        <w:tc>
+          <w:tcPr>
+            <w:tcW w:type="dxa" w:w="2160"/>
+          </w:tcPr>
+          <w:p>
+            <w:r>
+              <w:rPr>
+                <w:b/>
+                <w:sz w:val="18"/>
+              </w:rPr>
+              <w:t>MAE</w:t>
+            </w:r>
+          </w:p>
+        </w:tc>
+        <w:tc>
+          <w:tcPr>
+            <w:tcW w:type="dxa" w:w="2160"/>
+          </w:tcPr>
+          <w:p>
+            <w:r>
+              <w:rPr>
+                <w:b/>
+                <w:sz w:val="18"/>
+              </w:rPr>
+              <w:t>Pearson</w:t>
+            </w:r>
+          </w:p>
+        </w:tc>
+      </w:tr>
+      <w:tr>
+        <w:tc>
+          <w:tcPr>
+            <w:tcW w:type="dxa" w:w="2160"/>
+          </w:tcPr>
+          <w:p>
+            <w:r>
+              <w:rPr>
+                <w:sz w:val="18"/>
+              </w:rPr>
+              <w:t>BioCandidateRanker ESM-2 (historical implementation)</w:t>
+            </w:r>
+          </w:p>
+        </w:tc>
+        <w:tc>
+          <w:tcPr>
+            <w:tcW w:type="dxa" w:w="2160"/>
+          </w:tcPr>
+          <w:p>
+            <w:r>
+              <w:rPr>
+                <w:sz w:val="18"/>
+              </w:rPr>
+              <w:t>1.3916 +/- 0.0183</w:t>
+            </w:r>
+          </w:p>
+        </w:tc>
+        <w:tc>
+          <w:tcPr>
+            <w:tcW w:type="dxa" w:w="2160"/>
+          </w:tcPr>
+          <w:p>
+            <w:r>
+              <w:rPr>
+                <w:sz w:val="18"/>
+              </w:rPr>
+              <w:t>1.0708 +/- 0.0117</w:t>
+            </w:r>
+          </w:p>
+        </w:tc>
+        <w:tc>
+          <w:tcPr>
+            <w:tcW w:type="dxa" w:w="2160"/>
+          </w:tcPr>
+          <w:p>
+            <w:r>
+              <w:rPr>
+                <w:sz w:val="18"/>
+              </w:rPr>
+              <w:t>0.3810 +/- 0.0222</w:t>
+            </w:r>
+          </w:p>
+        </w:tc>
+      </w:tr>
+      <w:tr>
+        <w:tc>
+          <w:tcPr>
+            <w:tcW w:type="dxa" w:w="2160"/>
+          </w:tcPr>
+          <w:p>
+            <w:r>
+              <w:rPr>
+                <w:sz w:val="18"/>
+              </w:rPr>
+              <w:t>BioCandidateRanker (current-code replay of historical weights)</w:t>
+            </w:r>
+          </w:p>
+        </w:tc>
+        <w:tc>
+          <w:tcPr>
+            <w:tcW w:type="dxa" w:w="2160"/>
+          </w:tcPr>
+          <w:p>
+            <w:r>
+              <w:rPr>
+                <w:sz w:val="18"/>
+              </w:rPr>
+              <w:t>1.3956 +/- 0.0174</w:t>
+            </w:r>
+          </w:p>
+        </w:tc>
+        <w:tc>
+          <w:tcPr>
+            <w:tcW w:type="dxa" w:w="2160"/>
+          </w:tcPr>
+          <w:p>
+            <w:r>
+              <w:rPr>
+                <w:sz w:val="18"/>
+              </w:rPr>
+              <w:t>1.0744 +/- 0.0113</w:t>
+            </w:r>
+          </w:p>
+        </w:tc>
+        <w:tc>
+          <w:tcPr>
+            <w:tcW w:type="dxa" w:w="2160"/>
+          </w:tcPr>
+          <w:p>
+            <w:r>
+              <w:rPr>
+                <w:sz w:val="18"/>
+              </w:rPr>
+              <w:t>0.3749 +/- 0.0223</w:t>
+            </w:r>
+          </w:p>
+        </w:tc>
+      </w:tr>
+      <w:tr>
+        <w:tc>
+          <w:tcPr>
+            <w:tcW w:type="dxa" w:w="2160"/>
+          </w:tcPr>
+          <w:p>
+            <w:r>
+              <w:rPr>
+                <w:sz w:val="18"/>
+              </w:rPr>
+              <w:t>CataPro Mode B</w:t>
+            </w:r>
+          </w:p>
+        </w:tc>
+        <w:tc>
+          <w:tcPr>
+            <w:tcW w:type="dxa" w:w="2160"/>
+          </w:tcPr>
+          <w:p>
+            <w:r>
+              <w:rPr>
+                <w:sz w:val="18"/>
+              </w:rPr>
+              <w:t>1.3876 +/- 0.0195</w:t>
+            </w:r>
+          </w:p>
+        </w:tc>
+        <w:tc>
+          <w:tcPr>
+            <w:tcW w:type="dxa" w:w="2160"/>
+          </w:tcPr>
+          <w:p>
+            <w:r>
+              <w:rPr>
+                <w:sz w:val="18"/>
+              </w:rPr>
+              <w:t>1.0650 +/- 0.0105</w:t>
+            </w:r>
+          </w:p>
+        </w:tc>
+        <w:tc>
+          <w:tcPr>
+            <w:tcW w:type="dxa" w:w="2160"/>
+          </w:tcPr>
+          <w:p>
+            <w:r>
+              <w:rPr>
+                <w:sz w:val="18"/>
+              </w:rPr>
+              <w:t>0.4320 +/- 0.0004</w:t>
+            </w:r>
+          </w:p>
+        </w:tc>
+      </w:tr>
+      <w:tr>
+        <w:tc>
+          <w:tcPr>
+            <w:tcW w:type="dxa" w:w="2160"/>
+          </w:tcPr>
+          <w:p>
+            <w:r>
+              <w:rPr>
+                <w:sz w:val="18"/>
+              </w:rPr>
+              <w:t>CatPred Mode B (adapted)</w:t>
+            </w:r>
+          </w:p>
+        </w:tc>
+        <w:tc>
+          <w:tcPr>
+            <w:tcW w:type="dxa" w:w="2160"/>
+          </w:tcPr>
+          <w:p>
+            <w:r>
+              <w:rPr>
+                <w:sz w:val="18"/>
+              </w:rPr>
+              <w:t>1.3893 +/- 0.0175</w:t>
+            </w:r>
+          </w:p>
+        </w:tc>
+        <w:tc>
+          <w:tcPr>
+            <w:tcW w:type="dxa" w:w="2160"/>
+          </w:tcPr>
+          <w:p>
+            <w:r>
+              <w:rPr>
+                <w:sz w:val="18"/>
+              </w:rPr>
+              <w:t>1.0744 +/- 0.0144</w:t>
+            </w:r>
+          </w:p>
+        </w:tc>
+        <w:tc>
+          <w:tcPr>
+            <w:tcW w:type="dxa" w:w="2160"/>
+          </w:tcPr>
+          <w:p>
+            <w:r>
+              <w:rPr>
+                <w:sz w:val="18"/>
+              </w:rPr>
+              <w:t>0.3897 +/- 0.0279</w:t>
+            </w:r>
+          </w:p>
+        </w:tc>
+      </w:tr>
+      <w:tr>
+        <w:tc>
+          <w:tcPr>
+            <w:tcW w:type="dxa" w:w="2160"/>
+          </w:tcPr>
+          <w:p>
+            <w:r>
+              <w:rPr>
+                <w:sz w:val="18"/>
+              </w:rPr>
+              <w:t>UniKP Mode B</w:t>
+            </w:r>
+          </w:p>
+        </w:tc>
+        <w:tc>
+          <w:tcPr>
+            <w:tcW w:type="dxa" w:w="2160"/>
+          </w:tcPr>
+          <w:p>
+            <w:r>
+              <w:rPr>
+                <w:sz w:val="18"/>
+              </w:rPr>
+              <w:t>1.4093 +/- 0.0094</w:t>
+            </w:r>
+          </w:p>
+        </w:tc>
+        <w:tc>
+          <w:tcPr>
+            <w:tcW w:type="dxa" w:w="2160"/>
+          </w:tcPr>
+          <w:p>
+            <w:r>
+              <w:rPr>
+                <w:sz w:val="18"/>
+              </w:rPr>
+              <w:t>1.0785 +/- 0.0041</w:t>
+            </w:r>
+          </w:p>
+        </w:tc>
+        <w:tc>
+          <w:tcPr>
+            <w:tcW w:type="dxa" w:w="2160"/>
+          </w:tcPr>
+          <w:p>
+            <w:r>
+              <w:rPr>
+                <w:sz w:val="18"/>
+              </w:rPr>
+              <w:t>0.3777 +/- 0.0222</w:t>
+            </w:r>
+          </w:p>
+        </w:tc>
+      </w:tr>
+      <w:tr>
+        <w:tc>
+          <w:tcPr>
+            <w:tcW w:type="dxa" w:w="2160"/>
+          </w:tcPr>
+          <w:p>
+            <w:r>
+              <w:rPr>
+                <w:sz w:val="18"/>
+              </w:rPr>
+              <w:t>DLKcat Mode B</w:t>
+            </w:r>
+          </w:p>
+        </w:tc>
+        <w:tc>
+          <w:tcPr>
+            <w:tcW w:type="dxa" w:w="2160"/>
+          </w:tcPr>
+          <w:p>
+            <w:r>
+              <w:rPr>
+                <w:sz w:val="18"/>
+              </w:rPr>
+              <w:t>1.7138 +/- 0.1415</w:t>
+            </w:r>
+          </w:p>
+        </w:tc>
+        <w:tc>
+          <w:tcPr>
+            <w:tcW w:type="dxa" w:w="2160"/>
+          </w:tcPr>
+          <w:p>
+            <w:r>
+              <w:rPr>
+                <w:sz w:val="18"/>
+              </w:rPr>
+              <w:t>1.3351 +/- 0.1251</w:t>
+            </w:r>
+          </w:p>
+        </w:tc>
+        <w:tc>
+          <w:tcPr>
+            <w:tcW w:type="dxa" w:w="2160"/>
+          </w:tcPr>
+          <w:p>
+            <w:r>
+              <w:rPr>
+                <w:sz w:val="18"/>
+              </w:rPr>
+              <w:t>0.1463 +/- 0.0764</w:t>
+            </w:r>
+          </w:p>
+        </w:tc>
+      </w:tr>
+    </w:tbl>
+    <w:p>
+      <w:r>
+        <w:rPr>
+          <w:b/>
+        </w:rPr>
+        <w:t>Supplementary Table S5.</w:t>
+      </w:r>
+      <w:r>
+        <w:t xml:space="preserve"> Exploratory family-level paired bootstrap, RMSE difference (ours minus baseline), 95% interval over 5,000 family resamples (219 families, seed 20260918; no multiple-comparison correction).</w:t>
+      </w:r>
+    </w:p>
+    <w:tbl>
+      <w:tblPr>
+        <w:tblStyle w:val="TableGrid"/>
+        <w:tblW w:type="auto" w:w="0"/>
+        <w:tblLook w:firstColumn="1" w:firstRow="1" w:lastColumn="0" w:lastRow="0" w:noHBand="0" w:noVBand="1" w:val="04A0"/>
+      </w:tblPr>
+      <w:tblGrid>
+        <w:gridCol w:w="2160"/>
+        <w:gridCol w:w="2160"/>
+        <w:gridCol w:w="2160"/>
+        <w:gridCol w:w="2160"/>
+      </w:tblGrid>
+      <w:tr>
+        <w:tc>
+          <w:tcPr>
+            <w:tcW w:type="dxa" w:w="2160"/>
+          </w:tcPr>
+          <w:p>
+            <w:r>
+              <w:rPr>
+                <w:b/>
+                <w:sz w:val="18"/>
+              </w:rPr>
+              <w:t>Baseline</w:t>
+            </w:r>
+          </w:p>
+        </w:tc>
+        <w:tc>
+          <w:tcPr>
+            <w:tcW w:type="dxa" w:w="2160"/>
+          </w:tcPr>
+          <w:p>
+            <w:r>
+              <w:rPr>
+                <w:b/>
+                <w:sz w:val="18"/>
+              </w:rPr>
+              <w:t>Reference implementation</w:t>
+            </w:r>
+          </w:p>
+        </w:tc>
+        <w:tc>
+          <w:tcPr>
+            <w:tcW w:type="dxa" w:w="2160"/>
+          </w:tcPr>
+          <w:p>
+            <w:r>
+              <w:rPr>
+                <w:b/>
+                <w:sz w:val="18"/>
+              </w:rPr>
+              <w:t>RMSE difference</w:t>
+            </w:r>
+          </w:p>
+        </w:tc>
+        <w:tc>
+          <w:tcPr>
+            <w:tcW w:type="dxa" w:w="2160"/>
+          </w:tcPr>
+          <w:p>
+            <w:r>
+              <w:rPr>
+                <w:b/>
+                <w:sz w:val="18"/>
+              </w:rPr>
+              <w:t>95% interval</w:t>
+            </w:r>
+          </w:p>
+        </w:tc>
+      </w:tr>
+      <w:tr>
+        <w:tc>
+          <w:tcPr>
+            <w:tcW w:type="dxa" w:w="2160"/>
+          </w:tcPr>
+          <w:p>
+            <w:r>
+              <w:rPr>
+                <w:sz w:val="18"/>
+              </w:rPr>
+              <w:t>CatPred</w:t>
+            </w:r>
+          </w:p>
+        </w:tc>
+        <w:tc>
+          <w:tcPr>
+            <w:tcW w:type="dxa" w:w="2160"/>
+          </w:tcPr>
+          <w:p>
+            <w:r>
+              <w:rPr>
+                <w:sz w:val="18"/>
+              </w:rPr>
+              <w:t>historical</w:t>
+            </w:r>
+          </w:p>
+        </w:tc>
+        <w:tc>
+          <w:tcPr>
+            <w:tcW w:type="dxa" w:w="2160"/>
+          </w:tcPr>
+          <w:p>
+            <w:r>
+              <w:rPr>
+                <w:sz w:val="18"/>
+              </w:rPr>
+              <w:t>+0.0023</w:t>
+            </w:r>
+          </w:p>
+        </w:tc>
+        <w:tc>
+          <w:tcPr>
+            <w:tcW w:type="dxa" w:w="2160"/>
+          </w:tcPr>
+          <w:p>
+            <w:r>
+              <w:rPr>
+                <w:sz w:val="18"/>
+              </w:rPr>
+              <w:t>[-0.0555, +0.0634]</w:t>
+            </w:r>
+          </w:p>
+        </w:tc>
+      </w:tr>
+      <w:tr>
+        <w:tc>
+          <w:tcPr>
+            <w:tcW w:type="dxa" w:w="2160"/>
+          </w:tcPr>
+          <w:p>
+            <w:r>
+              <w:rPr>
+                <w:sz w:val="18"/>
+              </w:rPr>
+              <w:t>CataPro</w:t>
+            </w:r>
+          </w:p>
+        </w:tc>
+        <w:tc>
+          <w:tcPr>
+            <w:tcW w:type="dxa" w:w="2160"/>
+          </w:tcPr>
+          <w:p>
+            <w:r>
+              <w:rPr>
+                <w:sz w:val="18"/>
+              </w:rPr>
+              <w:t>current-code replay</w:t>
+            </w:r>
+          </w:p>
+        </w:tc>
+        <w:tc>
+          <w:tcPr>
+            <w:tcW w:type="dxa" w:w="2160"/>
+          </w:tcPr>
+          <w:p>
+            <w:r>
+              <w:rPr>
+                <w:sz w:val="18"/>
+              </w:rPr>
+              <w:t>+0.0080</w:t>
+            </w:r>
+          </w:p>
+        </w:tc>
+        <w:tc>
+          <w:tcPr>
+            <w:tcW w:type="dxa" w:w="2160"/>
+          </w:tcPr>
+          <w:p>
+            <w:r>
+              <w:rPr>
+                <w:sz w:val="18"/>
+              </w:rPr>
+              <w:t>[-0.0731, +0.0967]</w:t>
+            </w:r>
+          </w:p>
+        </w:tc>
+      </w:tr>
+      <w:tr>
+        <w:tc>
+          <w:tcPr>
+            <w:tcW w:type="dxa" w:w="2160"/>
+          </w:tcPr>
+          <w:p>
+            <w:r>
+              <w:rPr>
+                <w:sz w:val="18"/>
+              </w:rPr>
+              <w:t>UniKP</w:t>
+            </w:r>
+          </w:p>
+        </w:tc>
+        <w:tc>
+          <w:tcPr>
+            <w:tcW w:type="dxa" w:w="2160"/>
+          </w:tcPr>
+          <w:p>
+            <w:r>
+              <w:rPr>
+                <w:sz w:val="18"/>
+              </w:rPr>
+              <w:t>current-code replay</w:t>
+            </w:r>
+          </w:p>
+        </w:tc>
+        <w:tc>
+          <w:tcPr>
+            <w:tcW w:type="dxa" w:w="2160"/>
+          </w:tcPr>
+          <w:p>
+            <w:r>
+              <w:rPr>
+                <w:sz w:val="18"/>
+              </w:rPr>
+              <w:t>-0.0137</w:t>
+            </w:r>
+          </w:p>
+        </w:tc>
+        <w:tc>
+          <w:tcPr>
+            <w:tcW w:type="dxa" w:w="2160"/>
+          </w:tcPr>
+          <w:p>
+            <w:r>
+              <w:rPr>
+                <w:sz w:val="18"/>
+              </w:rPr>
+              <w:t>[-0.0717, +0.0511]</w:t>
+            </w:r>
+          </w:p>
+        </w:tc>
+      </w:tr>
+    </w:tbl>
+    <w:p>
+      <w:r>
+        <w:t xml:space="preserve">Every interval crosses zero: neither superiority nor equivalence is established. Machine-readable receipts: </w:t>
+      </w:r>
+      <w:r>
+        <w:rPr>
+          <w:rFonts w:ascii="Consolas" w:hAnsi="Consolas"/>
+        </w:rPr>
+        <w:t>artifacts/catapro-mode-b/internal-test/</w:t>
+      </w:r>
+      <w:r>
+        <w:t xml:space="preserve">, </w:t>
+      </w:r>
+      <w:r>
+        <w:rPr>
+          <w:rFonts w:ascii="Consolas" w:hAnsi="Consolas"/>
+        </w:rPr>
+        <w:t>artifacts/catpred-mode-b/internal-test/</w:t>
+      </w:r>
+      <w:r>
+        <w:t xml:space="preserve">, </w:t>
+      </w:r>
+      <w:r>
+        <w:rPr>
+          <w:rFonts w:ascii="Consolas" w:hAnsi="Consolas"/>
+        </w:rPr>
+        <w:t>artifacts/paired-family-analysis/current-code/paired-bootstrap.json</w:t>
+      </w:r>
+      <w:r>
+        <w:t xml:space="preserve">; frozen protocols </w:t>
+      </w:r>
+      <w:r>
+        <w:rPr>
+          <w:rFonts w:ascii="Consolas" w:hAnsi="Consolas"/>
+        </w:rPr>
+        <w:t>configs/catapro_internal_test_freeze.json</w:t>
+      </w:r>
+      <w:r>
+        <w:t xml:space="preserve">, </w:t>
+      </w:r>
+      <w:r>
+        <w:rPr>
+          <w:rFonts w:ascii="Consolas" w:hAnsi="Consolas"/>
+        </w:rPr>
+        <w:t>configs/catpred_internal_test_protocol.json</w:t>
+      </w:r>
+      <w:r>
+        <w:t>.</w:t>
+      </w:r>
+    </w:p>
+    <w:p/>
+    <w:p>
+      <w:pPr>
+        <w:pStyle w:val="Heading1"/>
+      </w:pPr>
+      <w:r>
         <w:t>S6: Claim Boundary</w:t>
       </w:r>
     </w:p>
     <w:p>
       <w:r>
-        <w:t>This work establishes an internal homology-cold predictive gain and post-hoc modality diagnostic. It does not establish: calibrated uncertainty, external kcat validation, activity or flux prediction, candidate ranking utility, or publication-grade efficacy for enzyme engineering decisions. The prospective independent benchmark remains incomplete (192/300 records, 25/30 families). No model predictions have been generated for the prospective pool.</w:t>
+        <w:t>This work establishes an internal homology-cold predictive gain and post-hoc modality diagnostic. It does not establish: calibrated uncertainty, external kcat validation, activity or flux prediction, candidate ranking utility, or publication-grade efficacy for enzyme engineering decisions. The prospective independent benchmark remains incomplete (209/300 records, 28/30 families). No model predictions have been generated for the prospective pool.</w:t>
       </w:r>
     </w:p>
     <w:sectPr>
